--- a/tests/fixtures/list_pagination/c15_none.docx
+++ b/tests/fixtures/list_pagination/c15_none.docx
@@ -13,6 +13,7 @@
         <w:rPr>
           <w:rFonts w:ascii="Arial" w:hAnsi="Arial"/>
           <w:sz w:val="22"/>
+          <w:lang w:eastAsia="ja-JP"/>
         </w:rPr>
         <w:t>The regional team in North Valley reviewed the latest results for participants aged 15 to 24 years old, and recorded a delivery completion level of 63%, compared to a benchmark of 85%.</w:t>
       </w:r>
